--- a/plantillas/Plantilla_H_Diario_Incidentes.docx
+++ b/plantillas/Plantilla_H_Diario_Incidentes.docx
@@ -41,12 +41,13 @@
           <w:color w:val="000000"/>
           <w:sz w:val="22"/>
         </w:rPr>
-        <w:t>El formato que decide pleitos. Una entrada por episodio, escrita el mismo día, con hechos y no adjetivos. Guárdalo en un cuaderno fechado o en un archivo con metadatos, y haz referencia a los documentos que lo respaldan. La versión Word editable se descarga desde el QR.</w:t>
+        <w:t>El formato que decide pleitos. Una entrada por episodio, escrita el mismo día, con hechos y no adjetivos. Guárdalo en un cuaderno fechado o en un archivo con metadatos, y haz referencia a los documentos que lo respaldan. La plantilla editable está disponible mediante el enlace al repositorio al final del libro.</w:t>
       </w:r>
     </w:p>
     <w:p>
       <w:pPr>
-        <w:spacing w:before="160" w:after="80"/>
+        <w:spacing w:before="240" w:after="120"/>
+        <w:keepNext/>
       </w:pPr>
       <w:r>
         <w:rPr>
@@ -62,35 +63,47 @@
     <w:tbl>
       <w:tblPr>
         <w:tblW w:type="auto" w:w="0"/>
-        <w:tblLayout w:type="autofit"/>
         <w:tblLook w:firstColumn="1" w:firstRow="1" w:lastColumn="0" w:lastRow="0" w:noHBand="0" w:noVBand="1" w:val="04A0"/>
+        <w:jc w:val="center"/>
+        <w:tblInd w:w="0" w:type="dxa"/>
+        <w:tblLayout w:type="fixed"/>
       </w:tblPr>
       <w:tblGrid>
-        <w:gridCol w:w="4514"/>
-        <w:gridCol w:w="4514"/>
+        <w:gridCol w:w="3296"/>
+        <w:gridCol w:w="5731"/>
       </w:tblGrid>
       <w:tr>
+        <w:trPr>
+          <w:tblHeader/>
+        </w:trPr>
         <w:tc>
           <w:tcPr>
-            <w:tcW w:type="dxa" w:w="4514"/>
-            <w:shd w:val="clear" w:fill="D9D9D9"/>
+            <w:tcW w:type="dxa" w:w="3296"/>
+            <w:shd w:val="clear" w:fill="000000"/>
             <w:tcBorders>
-              <w:top w:val="single" w:sz="4" w:color="9A9A9A"/>
-              <w:bottom w:val="single" w:sz="4" w:color="9A9A9A"/>
-              <w:start w:val="single" w:sz="4" w:color="9A9A9A"/>
-              <w:end w:val="single" w:sz="4" w:color="9A9A9A"/>
+              <w:top w:val="single" w:sz="4" w:color="000000"/>
+              <w:bottom w:val="single" w:sz="4" w:color="000000"/>
+              <w:start w:val="single" w:sz="4" w:color="000000"/>
+              <w:end w:val="single" w:sz="4" w:color="000000"/>
             </w:tcBorders>
+            <w:tcMar>
+              <w:top w:w="86" w:type="dxa"/>
+              <w:bottom w:w="86" w:type="dxa"/>
+              <w:start w:w="100" w:type="dxa"/>
+              <w:end w:w="100" w:type="dxa"/>
+            </w:tcMar>
           </w:tcPr>
           <w:p>
             <w:pPr>
-              <w:spacing w:after="40"/>
+              <w:spacing w:after="0"/>
+              <w:jc w:val="left"/>
             </w:pPr>
             <w:r>
               <w:rPr>
                 <w:rFonts w:ascii="Calibri" w:hAnsi="Calibri" w:cs="Calibri"/>
                 <w:b/>
                 <w:i w:val="0"/>
-                <w:color w:val="000000"/>
+                <w:color w:val="FFFFFF"/>
                 <w:sz w:val="20"/>
               </w:rPr>
               <w:t>Campo</w:t>
@@ -99,25 +112,32 @@
         </w:tc>
         <w:tc>
           <w:tcPr>
-            <w:tcW w:type="dxa" w:w="4514"/>
-            <w:shd w:val="clear" w:fill="D9D9D9"/>
+            <w:tcW w:type="dxa" w:w="5731"/>
+            <w:shd w:val="clear" w:fill="000000"/>
             <w:tcBorders>
-              <w:top w:val="single" w:sz="4" w:color="9A9A9A"/>
-              <w:bottom w:val="single" w:sz="4" w:color="9A9A9A"/>
-              <w:start w:val="single" w:sz="4" w:color="9A9A9A"/>
-              <w:end w:val="single" w:sz="4" w:color="9A9A9A"/>
+              <w:top w:val="single" w:sz="4" w:color="000000"/>
+              <w:bottom w:val="single" w:sz="4" w:color="000000"/>
+              <w:start w:val="single" w:sz="4" w:color="000000"/>
+              <w:end w:val="single" w:sz="4" w:color="000000"/>
             </w:tcBorders>
+            <w:tcMar>
+              <w:top w:w="86" w:type="dxa"/>
+              <w:bottom w:w="86" w:type="dxa"/>
+              <w:start w:w="100" w:type="dxa"/>
+              <w:end w:w="100" w:type="dxa"/>
+            </w:tcMar>
           </w:tcPr>
           <w:p>
             <w:pPr>
-              <w:spacing w:after="40"/>
+              <w:spacing w:after="0"/>
+              <w:jc w:val="left"/>
             </w:pPr>
             <w:r>
               <w:rPr>
                 <w:rFonts w:ascii="Calibri" w:hAnsi="Calibri" w:cs="Calibri"/>
                 <w:b/>
                 <w:i w:val="0"/>
-                <w:color w:val="000000"/>
+                <w:color w:val="FFFFFF"/>
                 <w:sz w:val="20"/>
               </w:rPr>
               <w:t>Contenido</w:t>
@@ -128,17 +148,24 @@
       <w:tr>
         <w:tc>
           <w:tcPr>
-            <w:tcW w:type="dxa" w:w="4514"/>
+            <w:tcW w:type="dxa" w:w="3296"/>
             <w:tcBorders>
               <w:top w:val="single" w:sz="4" w:color="9A9A9A"/>
               <w:bottom w:val="single" w:sz="4" w:color="9A9A9A"/>
               <w:start w:val="single" w:sz="4" w:color="9A9A9A"/>
               <w:end w:val="single" w:sz="4" w:color="9A9A9A"/>
             </w:tcBorders>
+            <w:tcMar>
+              <w:top w:w="86" w:type="dxa"/>
+              <w:bottom w:w="86" w:type="dxa"/>
+              <w:start w:w="100" w:type="dxa"/>
+              <w:end w:w="100" w:type="dxa"/>
+            </w:tcMar>
           </w:tcPr>
           <w:p>
             <w:pPr>
-              <w:spacing w:after="40"/>
+              <w:spacing w:after="0"/>
+              <w:jc w:val="left"/>
             </w:pPr>
             <w:r>
               <w:rPr>
@@ -154,17 +181,24 @@
         </w:tc>
         <w:tc>
           <w:tcPr>
-            <w:tcW w:type="dxa" w:w="4514"/>
+            <w:tcW w:type="dxa" w:w="5731"/>
             <w:tcBorders>
               <w:top w:val="single" w:sz="4" w:color="9A9A9A"/>
               <w:bottom w:val="single" w:sz="4" w:color="9A9A9A"/>
               <w:start w:val="single" w:sz="4" w:color="9A9A9A"/>
               <w:end w:val="single" w:sz="4" w:color="9A9A9A"/>
             </w:tcBorders>
+            <w:tcMar>
+              <w:top w:w="86" w:type="dxa"/>
+              <w:bottom w:w="86" w:type="dxa"/>
+              <w:start w:w="100" w:type="dxa"/>
+              <w:end w:w="100" w:type="dxa"/>
+            </w:tcMar>
           </w:tcPr>
           <w:p>
             <w:pPr>
-              <w:spacing w:after="40"/>
+              <w:spacing w:after="0"/>
+              <w:jc w:val="left"/>
             </w:pPr>
             <w:r>
               <w:rPr>
@@ -182,17 +216,25 @@
       <w:tr>
         <w:tc>
           <w:tcPr>
-            <w:tcW w:type="dxa" w:w="4514"/>
+            <w:tcW w:type="dxa" w:w="3296"/>
+            <w:shd w:val="clear" w:fill="F2F2F2"/>
             <w:tcBorders>
               <w:top w:val="single" w:sz="4" w:color="9A9A9A"/>
               <w:bottom w:val="single" w:sz="4" w:color="9A9A9A"/>
               <w:start w:val="single" w:sz="4" w:color="9A9A9A"/>
               <w:end w:val="single" w:sz="4" w:color="9A9A9A"/>
             </w:tcBorders>
+            <w:tcMar>
+              <w:top w:w="86" w:type="dxa"/>
+              <w:bottom w:w="86" w:type="dxa"/>
+              <w:start w:w="100" w:type="dxa"/>
+              <w:end w:w="100" w:type="dxa"/>
+            </w:tcMar>
           </w:tcPr>
           <w:p>
             <w:pPr>
-              <w:spacing w:after="40"/>
+              <w:spacing w:after="0"/>
+              <w:jc w:val="left"/>
             </w:pPr>
             <w:r>
               <w:rPr>
@@ -208,17 +250,25 @@
         </w:tc>
         <w:tc>
           <w:tcPr>
-            <w:tcW w:type="dxa" w:w="4514"/>
+            <w:tcW w:type="dxa" w:w="5731"/>
+            <w:shd w:val="clear" w:fill="F2F2F2"/>
             <w:tcBorders>
               <w:top w:val="single" w:sz="4" w:color="9A9A9A"/>
               <w:bottom w:val="single" w:sz="4" w:color="9A9A9A"/>
               <w:start w:val="single" w:sz="4" w:color="9A9A9A"/>
               <w:end w:val="single" w:sz="4" w:color="9A9A9A"/>
             </w:tcBorders>
+            <w:tcMar>
+              <w:top w:w="86" w:type="dxa"/>
+              <w:bottom w:w="86" w:type="dxa"/>
+              <w:start w:w="100" w:type="dxa"/>
+              <w:end w:w="100" w:type="dxa"/>
+            </w:tcMar>
           </w:tcPr>
           <w:p>
             <w:pPr>
-              <w:spacing w:after="40"/>
+              <w:spacing w:after="0"/>
+              <w:jc w:val="left"/>
             </w:pPr>
             <w:r>
               <w:rPr>
@@ -236,17 +286,24 @@
       <w:tr>
         <w:tc>
           <w:tcPr>
-            <w:tcW w:type="dxa" w:w="4514"/>
+            <w:tcW w:type="dxa" w:w="3296"/>
             <w:tcBorders>
               <w:top w:val="single" w:sz="4" w:color="9A9A9A"/>
               <w:bottom w:val="single" w:sz="4" w:color="9A9A9A"/>
               <w:start w:val="single" w:sz="4" w:color="9A9A9A"/>
               <w:end w:val="single" w:sz="4" w:color="9A9A9A"/>
             </w:tcBorders>
+            <w:tcMar>
+              <w:top w:w="86" w:type="dxa"/>
+              <w:bottom w:w="86" w:type="dxa"/>
+              <w:start w:w="100" w:type="dxa"/>
+              <w:end w:w="100" w:type="dxa"/>
+            </w:tcMar>
           </w:tcPr>
           <w:p>
             <w:pPr>
-              <w:spacing w:after="40"/>
+              <w:spacing w:after="0"/>
+              <w:jc w:val="left"/>
             </w:pPr>
             <w:r>
               <w:rPr>
@@ -262,17 +319,24 @@
         </w:tc>
         <w:tc>
           <w:tcPr>
-            <w:tcW w:type="dxa" w:w="4514"/>
+            <w:tcW w:type="dxa" w:w="5731"/>
             <w:tcBorders>
               <w:top w:val="single" w:sz="4" w:color="9A9A9A"/>
               <w:bottom w:val="single" w:sz="4" w:color="9A9A9A"/>
               <w:start w:val="single" w:sz="4" w:color="9A9A9A"/>
               <w:end w:val="single" w:sz="4" w:color="9A9A9A"/>
             </w:tcBorders>
+            <w:tcMar>
+              <w:top w:w="86" w:type="dxa"/>
+              <w:bottom w:w="86" w:type="dxa"/>
+              <w:start w:w="100" w:type="dxa"/>
+              <w:end w:w="100" w:type="dxa"/>
+            </w:tcMar>
           </w:tcPr>
           <w:p>
             <w:pPr>
-              <w:spacing w:after="40"/>
+              <w:spacing w:after="0"/>
+              <w:jc w:val="left"/>
             </w:pPr>
             <w:r>
               <w:rPr>
@@ -290,17 +354,25 @@
       <w:tr>
         <w:tc>
           <w:tcPr>
-            <w:tcW w:type="dxa" w:w="4514"/>
+            <w:tcW w:type="dxa" w:w="3296"/>
+            <w:shd w:val="clear" w:fill="F2F2F2"/>
             <w:tcBorders>
               <w:top w:val="single" w:sz="4" w:color="9A9A9A"/>
               <w:bottom w:val="single" w:sz="4" w:color="9A9A9A"/>
               <w:start w:val="single" w:sz="4" w:color="9A9A9A"/>
               <w:end w:val="single" w:sz="4" w:color="9A9A9A"/>
             </w:tcBorders>
+            <w:tcMar>
+              <w:top w:w="86" w:type="dxa"/>
+              <w:bottom w:w="86" w:type="dxa"/>
+              <w:start w:w="100" w:type="dxa"/>
+              <w:end w:w="100" w:type="dxa"/>
+            </w:tcMar>
           </w:tcPr>
           <w:p>
             <w:pPr>
-              <w:spacing w:after="40"/>
+              <w:spacing w:after="0"/>
+              <w:jc w:val="left"/>
             </w:pPr>
             <w:r>
               <w:rPr>
@@ -316,17 +388,25 @@
         </w:tc>
         <w:tc>
           <w:tcPr>
-            <w:tcW w:type="dxa" w:w="4514"/>
+            <w:tcW w:type="dxa" w:w="5731"/>
+            <w:shd w:val="clear" w:fill="F2F2F2"/>
             <w:tcBorders>
               <w:top w:val="single" w:sz="4" w:color="9A9A9A"/>
               <w:bottom w:val="single" w:sz="4" w:color="9A9A9A"/>
               <w:start w:val="single" w:sz="4" w:color="9A9A9A"/>
               <w:end w:val="single" w:sz="4" w:color="9A9A9A"/>
             </w:tcBorders>
+            <w:tcMar>
+              <w:top w:w="86" w:type="dxa"/>
+              <w:bottom w:w="86" w:type="dxa"/>
+              <w:start w:w="100" w:type="dxa"/>
+              <w:end w:w="100" w:type="dxa"/>
+            </w:tcMar>
           </w:tcPr>
           <w:p>
             <w:pPr>
-              <w:spacing w:after="40"/>
+              <w:spacing w:after="0"/>
+              <w:jc w:val="left"/>
             </w:pPr>
             <w:r>
               <w:rPr>
@@ -344,17 +424,24 @@
       <w:tr>
         <w:tc>
           <w:tcPr>
-            <w:tcW w:type="dxa" w:w="4514"/>
+            <w:tcW w:type="dxa" w:w="3296"/>
             <w:tcBorders>
               <w:top w:val="single" w:sz="4" w:color="9A9A9A"/>
               <w:bottom w:val="single" w:sz="4" w:color="9A9A9A"/>
               <w:start w:val="single" w:sz="4" w:color="9A9A9A"/>
               <w:end w:val="single" w:sz="4" w:color="9A9A9A"/>
             </w:tcBorders>
+            <w:tcMar>
+              <w:top w:w="86" w:type="dxa"/>
+              <w:bottom w:w="86" w:type="dxa"/>
+              <w:start w:w="100" w:type="dxa"/>
+              <w:end w:w="100" w:type="dxa"/>
+            </w:tcMar>
           </w:tcPr>
           <w:p>
             <w:pPr>
-              <w:spacing w:after="40"/>
+              <w:spacing w:after="0"/>
+              <w:jc w:val="left"/>
             </w:pPr>
             <w:r>
               <w:rPr>
@@ -370,17 +457,24 @@
         </w:tc>
         <w:tc>
           <w:tcPr>
-            <w:tcW w:type="dxa" w:w="4514"/>
+            <w:tcW w:type="dxa" w:w="5731"/>
             <w:tcBorders>
               <w:top w:val="single" w:sz="4" w:color="9A9A9A"/>
               <w:bottom w:val="single" w:sz="4" w:color="9A9A9A"/>
               <w:start w:val="single" w:sz="4" w:color="9A9A9A"/>
               <w:end w:val="single" w:sz="4" w:color="9A9A9A"/>
             </w:tcBorders>
+            <w:tcMar>
+              <w:top w:w="86" w:type="dxa"/>
+              <w:bottom w:w="86" w:type="dxa"/>
+              <w:start w:w="100" w:type="dxa"/>
+              <w:end w:w="100" w:type="dxa"/>
+            </w:tcMar>
           </w:tcPr>
           <w:p>
             <w:pPr>
-              <w:spacing w:after="40"/>
+              <w:spacing w:after="0"/>
+              <w:jc w:val="left"/>
             </w:pPr>
             <w:r>
               <w:rPr>
@@ -398,17 +492,25 @@
       <w:tr>
         <w:tc>
           <w:tcPr>
-            <w:tcW w:type="dxa" w:w="4514"/>
+            <w:tcW w:type="dxa" w:w="3296"/>
+            <w:shd w:val="clear" w:fill="F2F2F2"/>
             <w:tcBorders>
               <w:top w:val="single" w:sz="4" w:color="9A9A9A"/>
               <w:bottom w:val="single" w:sz="4" w:color="9A9A9A"/>
               <w:start w:val="single" w:sz="4" w:color="9A9A9A"/>
               <w:end w:val="single" w:sz="4" w:color="9A9A9A"/>
             </w:tcBorders>
+            <w:tcMar>
+              <w:top w:w="86" w:type="dxa"/>
+              <w:bottom w:w="86" w:type="dxa"/>
+              <w:start w:w="100" w:type="dxa"/>
+              <w:end w:w="100" w:type="dxa"/>
+            </w:tcMar>
           </w:tcPr>
           <w:p>
             <w:pPr>
-              <w:spacing w:after="40"/>
+              <w:spacing w:after="0"/>
+              <w:jc w:val="left"/>
             </w:pPr>
             <w:r>
               <w:rPr>
@@ -424,17 +526,25 @@
         </w:tc>
         <w:tc>
           <w:tcPr>
-            <w:tcW w:type="dxa" w:w="4514"/>
+            <w:tcW w:type="dxa" w:w="5731"/>
+            <w:shd w:val="clear" w:fill="F2F2F2"/>
             <w:tcBorders>
               <w:top w:val="single" w:sz="4" w:color="9A9A9A"/>
               <w:bottom w:val="single" w:sz="4" w:color="9A9A9A"/>
               <w:start w:val="single" w:sz="4" w:color="9A9A9A"/>
               <w:end w:val="single" w:sz="4" w:color="9A9A9A"/>
             </w:tcBorders>
+            <w:tcMar>
+              <w:top w:w="86" w:type="dxa"/>
+              <w:bottom w:w="86" w:type="dxa"/>
+              <w:start w:w="100" w:type="dxa"/>
+              <w:end w:w="100" w:type="dxa"/>
+            </w:tcMar>
           </w:tcPr>
           <w:p>
             <w:pPr>
-              <w:spacing w:after="40"/>
+              <w:spacing w:after="0"/>
+              <w:jc w:val="left"/>
             </w:pPr>
             <w:r>
               <w:rPr>
@@ -452,17 +562,24 @@
       <w:tr>
         <w:tc>
           <w:tcPr>
-            <w:tcW w:type="dxa" w:w="4514"/>
+            <w:tcW w:type="dxa" w:w="3296"/>
             <w:tcBorders>
               <w:top w:val="single" w:sz="4" w:color="9A9A9A"/>
               <w:bottom w:val="single" w:sz="4" w:color="9A9A9A"/>
               <w:start w:val="single" w:sz="4" w:color="9A9A9A"/>
               <w:end w:val="single" w:sz="4" w:color="9A9A9A"/>
             </w:tcBorders>
+            <w:tcMar>
+              <w:top w:w="86" w:type="dxa"/>
+              <w:bottom w:w="86" w:type="dxa"/>
+              <w:start w:w="100" w:type="dxa"/>
+              <w:end w:w="100" w:type="dxa"/>
+            </w:tcMar>
           </w:tcPr>
           <w:p>
             <w:pPr>
-              <w:spacing w:after="40"/>
+              <w:spacing w:after="0"/>
+              <w:jc w:val="left"/>
             </w:pPr>
             <w:r>
               <w:rPr>
@@ -478,17 +595,24 @@
         </w:tc>
         <w:tc>
           <w:tcPr>
-            <w:tcW w:type="dxa" w:w="4514"/>
+            <w:tcW w:type="dxa" w:w="5731"/>
             <w:tcBorders>
               <w:top w:val="single" w:sz="4" w:color="9A9A9A"/>
               <w:bottom w:val="single" w:sz="4" w:color="9A9A9A"/>
               <w:start w:val="single" w:sz="4" w:color="9A9A9A"/>
               <w:end w:val="single" w:sz="4" w:color="9A9A9A"/>
             </w:tcBorders>
+            <w:tcMar>
+              <w:top w:w="86" w:type="dxa"/>
+              <w:bottom w:w="86" w:type="dxa"/>
+              <w:start w:w="100" w:type="dxa"/>
+              <w:end w:w="100" w:type="dxa"/>
+            </w:tcMar>
           </w:tcPr>
           <w:p>
             <w:pPr>
-              <w:spacing w:after="40"/>
+              <w:spacing w:after="0"/>
+              <w:jc w:val="left"/>
             </w:pPr>
             <w:r>
               <w:rPr>
@@ -506,17 +630,25 @@
       <w:tr>
         <w:tc>
           <w:tcPr>
-            <w:tcW w:type="dxa" w:w="4514"/>
+            <w:tcW w:type="dxa" w:w="3296"/>
+            <w:shd w:val="clear" w:fill="F2F2F2"/>
             <w:tcBorders>
               <w:top w:val="single" w:sz="4" w:color="9A9A9A"/>
               <w:bottom w:val="single" w:sz="4" w:color="9A9A9A"/>
               <w:start w:val="single" w:sz="4" w:color="9A9A9A"/>
               <w:end w:val="single" w:sz="4" w:color="9A9A9A"/>
             </w:tcBorders>
+            <w:tcMar>
+              <w:top w:w="86" w:type="dxa"/>
+              <w:bottom w:w="86" w:type="dxa"/>
+              <w:start w:w="100" w:type="dxa"/>
+              <w:end w:w="100" w:type="dxa"/>
+            </w:tcMar>
           </w:tcPr>
           <w:p>
             <w:pPr>
-              <w:spacing w:after="40"/>
+              <w:spacing w:after="0"/>
+              <w:jc w:val="left"/>
             </w:pPr>
             <w:r>
               <w:rPr>
@@ -532,17 +664,25 @@
         </w:tc>
         <w:tc>
           <w:tcPr>
-            <w:tcW w:type="dxa" w:w="4514"/>
+            <w:tcW w:type="dxa" w:w="5731"/>
+            <w:shd w:val="clear" w:fill="F2F2F2"/>
             <w:tcBorders>
               <w:top w:val="single" w:sz="4" w:color="9A9A9A"/>
               <w:bottom w:val="single" w:sz="4" w:color="9A9A9A"/>
               <w:start w:val="single" w:sz="4" w:color="9A9A9A"/>
               <w:end w:val="single" w:sz="4" w:color="9A9A9A"/>
             </w:tcBorders>
+            <w:tcMar>
+              <w:top w:w="86" w:type="dxa"/>
+              <w:bottom w:w="86" w:type="dxa"/>
+              <w:start w:w="100" w:type="dxa"/>
+              <w:end w:w="100" w:type="dxa"/>
+            </w:tcMar>
           </w:tcPr>
           <w:p>
             <w:pPr>
-              <w:spacing w:after="40"/>
+              <w:spacing w:after="0"/>
+              <w:jc w:val="left"/>
             </w:pPr>
             <w:r>
               <w:rPr>
@@ -560,17 +700,24 @@
       <w:tr>
         <w:tc>
           <w:tcPr>
-            <w:tcW w:type="dxa" w:w="4514"/>
+            <w:tcW w:type="dxa" w:w="3296"/>
             <w:tcBorders>
               <w:top w:val="single" w:sz="4" w:color="9A9A9A"/>
               <w:bottom w:val="single" w:sz="4" w:color="9A9A9A"/>
               <w:start w:val="single" w:sz="4" w:color="9A9A9A"/>
               <w:end w:val="single" w:sz="4" w:color="9A9A9A"/>
             </w:tcBorders>
+            <w:tcMar>
+              <w:top w:w="86" w:type="dxa"/>
+              <w:bottom w:w="86" w:type="dxa"/>
+              <w:start w:w="100" w:type="dxa"/>
+              <w:end w:w="100" w:type="dxa"/>
+            </w:tcMar>
           </w:tcPr>
           <w:p>
             <w:pPr>
-              <w:spacing w:after="40"/>
+              <w:spacing w:after="0"/>
+              <w:jc w:val="left"/>
             </w:pPr>
             <w:r>
               <w:rPr>
@@ -586,17 +733,24 @@
         </w:tc>
         <w:tc>
           <w:tcPr>
-            <w:tcW w:type="dxa" w:w="4514"/>
+            <w:tcW w:type="dxa" w:w="5731"/>
             <w:tcBorders>
               <w:top w:val="single" w:sz="4" w:color="9A9A9A"/>
               <w:bottom w:val="single" w:sz="4" w:color="9A9A9A"/>
               <w:start w:val="single" w:sz="4" w:color="9A9A9A"/>
               <w:end w:val="single" w:sz="4" w:color="9A9A9A"/>
             </w:tcBorders>
+            <w:tcMar>
+              <w:top w:w="86" w:type="dxa"/>
+              <w:bottom w:w="86" w:type="dxa"/>
+              <w:start w:w="100" w:type="dxa"/>
+              <w:end w:w="100" w:type="dxa"/>
+            </w:tcMar>
           </w:tcPr>
           <w:p>
             <w:pPr>
-              <w:spacing w:after="40"/>
+              <w:spacing w:after="0"/>
+              <w:jc w:val="left"/>
             </w:pPr>
             <w:r>
               <w:rPr>
@@ -614,17 +768,25 @@
       <w:tr>
         <w:tc>
           <w:tcPr>
-            <w:tcW w:type="dxa" w:w="4514"/>
+            <w:tcW w:type="dxa" w:w="3296"/>
+            <w:shd w:val="clear" w:fill="F2F2F2"/>
             <w:tcBorders>
               <w:top w:val="single" w:sz="4" w:color="9A9A9A"/>
               <w:bottom w:val="single" w:sz="4" w:color="9A9A9A"/>
               <w:start w:val="single" w:sz="4" w:color="9A9A9A"/>
               <w:end w:val="single" w:sz="4" w:color="9A9A9A"/>
             </w:tcBorders>
+            <w:tcMar>
+              <w:top w:w="86" w:type="dxa"/>
+              <w:bottom w:w="86" w:type="dxa"/>
+              <w:start w:w="100" w:type="dxa"/>
+              <w:end w:w="100" w:type="dxa"/>
+            </w:tcMar>
           </w:tcPr>
           <w:p>
             <w:pPr>
-              <w:spacing w:after="40"/>
+              <w:spacing w:after="0"/>
+              <w:jc w:val="left"/>
             </w:pPr>
             <w:r>
               <w:rPr>
@@ -640,17 +802,25 @@
         </w:tc>
         <w:tc>
           <w:tcPr>
-            <w:tcW w:type="dxa" w:w="4514"/>
+            <w:tcW w:type="dxa" w:w="5731"/>
+            <w:shd w:val="clear" w:fill="F2F2F2"/>
             <w:tcBorders>
               <w:top w:val="single" w:sz="4" w:color="9A9A9A"/>
               <w:bottom w:val="single" w:sz="4" w:color="9A9A9A"/>
               <w:start w:val="single" w:sz="4" w:color="9A9A9A"/>
               <w:end w:val="single" w:sz="4" w:color="9A9A9A"/>
             </w:tcBorders>
+            <w:tcMar>
+              <w:top w:w="86" w:type="dxa"/>
+              <w:bottom w:w="86" w:type="dxa"/>
+              <w:start w:w="100" w:type="dxa"/>
+              <w:end w:w="100" w:type="dxa"/>
+            </w:tcMar>
           </w:tcPr>
           <w:p>
             <w:pPr>
-              <w:spacing w:after="40"/>
+              <w:spacing w:after="0"/>
+              <w:jc w:val="left"/>
             </w:pPr>
             <w:r>
               <w:rPr>
@@ -668,12 +838,8 @@
     </w:tbl>
     <w:p>
       <w:pPr>
-        <w:spacing w:after="40"/>
-      </w:pPr>
-    </w:p>
-    <w:p>
-      <w:pPr>
-        <w:spacing w:before="160" w:after="80"/>
+        <w:spacing w:before="240" w:after="120"/>
+        <w:keepNext/>
       </w:pPr>
       <w:r>
         <w:rPr>
@@ -688,7 +854,22 @@
     </w:p>
     <w:p>
       <w:pPr>
-        <w:spacing w:after="60"/>
+        <w:spacing w:after="40" w:line="240" w:lineRule="auto"/>
+      </w:pPr>
+      <w:r>
+        <w:rPr>
+          <w:rFonts w:ascii="Calibri" w:hAnsi="Calibri" w:cs="Calibri"/>
+          <w:b w:val="0"/>
+          <w:i w:val="0"/>
+          <w:color w:val="000000"/>
+          <w:sz w:val="4"/>
+        </w:rPr>
+        <w:t xml:space="preserve"> </w:t>
+      </w:r>
+    </w:p>
+    <w:p>
+      <w:pPr>
+        <w:spacing w:after="80"/>
         <w:ind w:left="360"/>
       </w:pPr>
       <w:r>
@@ -724,7 +905,7 @@
     </w:p>
     <w:p>
       <w:pPr>
-        <w:spacing w:after="60"/>
+        <w:spacing w:after="80"/>
         <w:ind w:left="360"/>
       </w:pPr>
       <w:r>
@@ -755,12 +936,12 @@
           <w:color w:val="000000"/>
           <w:sz w:val="22"/>
         </w:rPr>
-        <w:t xml:space="preserve"> "me dijo que era un inútil delante del equipo" sí; "me humilló como siempre" no.</w:t>
+        <w:t xml:space="preserve"> «me dijo que era un inútil delante del equipo» sí; «me humilló como siempre» no.</w:t>
       </w:r>
     </w:p>
     <w:p>
       <w:pPr>
-        <w:spacing w:after="60"/>
+        <w:spacing w:after="80"/>
         <w:ind w:left="360"/>
       </w:pPr>
       <w:r>
@@ -796,7 +977,7 @@
     </w:p>
     <w:p>
       <w:pPr>
-        <w:spacing w:after="60"/>
+        <w:spacing w:after="80"/>
         <w:ind w:left="360"/>
       </w:pPr>
       <w:r>
@@ -832,7 +1013,7 @@
     </w:p>
     <w:p>
       <w:pPr>
-        <w:spacing w:after="60"/>
+        <w:spacing w:after="80"/>
         <w:ind w:left="360"/>
       </w:pPr>
       <w:r>
@@ -868,7 +1049,8 @@
     </w:p>
     <w:p>
       <w:pPr>
-        <w:spacing w:before="160" w:after="80"/>
+        <w:spacing w:before="240" w:after="120"/>
+        <w:keepNext/>
       </w:pPr>
       <w:r>
         <w:rPr>
@@ -914,7 +1096,7 @@
           <w:color w:val="000000"/>
           <w:sz w:val="22"/>
         </w:rPr>
-        <w:t>Descripción: en la reunión semanal de equipo, tras preguntarme por el informe que entregué el día 12, me dijo: "contigo no se puede contar ni para archivar", y añadió que "ya hablaremos de tu actitud". Respondí que el informe estaba entregado y en plazo. [A] y [B] estaban presentes.</w:t>
+        <w:t>Descripción: en la reunión semanal de equipo, tras preguntarme por el informe que entregué el día 12, me dijo: «contigo no se puede contar ni para archivar», y añadió que «ya hablaremos de tu actitud». Respondí que el informe estaba entregado y en plazo. [A] y [B] estaban presentes.</w:t>
       </w:r>
     </w:p>
     <w:p>
